--- a/app/templates/contrato_templateActa.docx
+++ b/app/templates/contrato_templateActa.docx
@@ -2102,9 +2102,27 @@
                 <w:color w:val="C00000"/>
                 <w:lang w:eastAsia="es-CO" w:bidi="es-CO"/>
               </w:rPr>
-              <w:t>{{ supervisor</w:t>
+              <w:t xml:space="preserve">{{ </w:t>
+            </w:r>
+            <w:proofErr w:type="spellStart"/>
+            <w:r>
+              <w:rPr>
+                <w:rFonts w:asciiTheme="majorHAnsi" w:eastAsia="Arial" w:hAnsiTheme="majorHAnsi" w:cs="Arial"/>
+                <w:color w:val="C00000"/>
+                <w:lang w:eastAsia="es-CO" w:bidi="es-CO"/>
+              </w:rPr>
+              <w:t>supervisor</w:t>
             </w:r>
             <w:proofErr w:type="gramEnd"/>
+            <w:r>
+              <w:rPr>
+                <w:rFonts w:asciiTheme="majorHAnsi" w:eastAsia="Arial" w:hAnsiTheme="majorHAnsi" w:cs="Arial"/>
+                <w:color w:val="C00000"/>
+                <w:lang w:eastAsia="es-CO" w:bidi="es-CO"/>
+              </w:rPr>
+              <w:t>_nombres</w:t>
+            </w:r>
+            <w:proofErr w:type="spellEnd"/>
             <w:r>
               <w:rPr>
                 <w:rFonts w:asciiTheme="majorHAnsi" w:eastAsia="Arial" w:hAnsiTheme="majorHAnsi" w:cs="Arial"/>
